--- a/devops_assignment1.docx
+++ b/devops_assignment1.docx
@@ -35,6 +35,7 @@
       </w:r>
       <w:r>
         <w:rPr>
+          <w:noProof/>
           <w:lang w:val="en-IN"/>
         </w:rPr>
         <w:drawing>
@@ -94,6 +95,7 @@
       </w:r>
       <w:r>
         <w:rPr>
+          <w:noProof/>
           <w:lang w:val="en-IN"/>
         </w:rPr>
         <w:drawing>
@@ -270,6 +272,7 @@
       </w:r>
       <w:r>
         <w:rPr>
+          <w:noProof/>
           <w:lang w:val="en-IN"/>
         </w:rPr>
         <w:drawing>
@@ -360,6 +363,7 @@
       </w:r>
       <w:r>
         <w:rPr>
+          <w:noProof/>
           <w:lang w:val="en-IN"/>
         </w:rPr>
         <w:lastRenderedPageBreak/>
@@ -413,6 +417,7 @@
       </w:r>
       <w:r>
         <w:rPr>
+          <w:noProof/>
           <w:lang w:val="en-IN"/>
         </w:rPr>
         <w:drawing>
@@ -474,21 +479,7 @@
         <w:rPr>
           <w:lang w:val="en-IN"/>
         </w:rPr>
-        <w:t>-</w:t>
-      </w:r>
-      <w:proofErr w:type="spellStart"/>
-      <w:r>
-        <w:rPr>
-          <w:lang w:val="en-IN"/>
-        </w:rPr>
-        <w:t>i</w:t>
-      </w:r>
-      <w:proofErr w:type="spellEnd"/>
-      <w:r>
-        <w:rPr>
-          <w:lang w:val="en-IN"/>
-        </w:rPr>
-        <w:t xml:space="preserve"> means interactive</w:t>
+        <w:t>-i means interactive</w:t>
       </w:r>
       <w:r>
         <w:rPr>
@@ -518,6 +509,7 @@
       </w:r>
       <w:r>
         <w:rPr>
+          <w:noProof/>
           <w:lang w:val="en-IN"/>
         </w:rPr>
         <w:drawing>
@@ -647,6 +639,7 @@
       </w:r>
       <w:r>
         <w:rPr>
+          <w:noProof/>
           <w:lang w:val="en-IN"/>
         </w:rPr>
         <w:drawing>
@@ -736,35 +729,7 @@
         <w:rPr>
           <w:lang w:val="en-IN"/>
         </w:rPr>
-        <w:t>-</w:t>
-      </w:r>
-      <w:proofErr w:type="spellStart"/>
-      <w:r>
-        <w:rPr>
-          <w:lang w:val="en-IN"/>
-        </w:rPr>
-        <w:t>i</w:t>
-      </w:r>
-      <w:proofErr w:type="spellEnd"/>
-      <w:r>
-        <w:rPr>
-          <w:lang w:val="en-IN"/>
-        </w:rPr>
-        <w:t xml:space="preserve"> shows the </w:t>
-      </w:r>
-      <w:proofErr w:type="spellStart"/>
-      <w:r>
-        <w:rPr>
-          <w:lang w:val="en-IN"/>
-        </w:rPr>
-        <w:t>inode</w:t>
-      </w:r>
-      <w:proofErr w:type="spellEnd"/>
-      <w:r>
-        <w:rPr>
-          <w:lang w:val="en-IN"/>
-        </w:rPr>
-        <w:t xml:space="preserve"> number.</w:t>
+        <w:t>-i shows the inode number.</w:t>
       </w:r>
       <w:r>
         <w:rPr>
@@ -799,16 +764,8 @@
         <w:rPr>
           <w:lang w:val="en-IN"/>
         </w:rPr>
-        <w:t>cat Playground/Cricket/</w:t>
-      </w:r>
-      <w:proofErr w:type="spellStart"/>
-      <w:r>
-        <w:rPr>
-          <w:lang w:val="en-IN"/>
-        </w:rPr>
-        <w:t>cric_coach</w:t>
-      </w:r>
-      <w:proofErr w:type="spellEnd"/>
+        <w:t>cat Playground/Cricket/cric_coach</w:t>
+      </w:r>
     </w:p>
     <w:p>
       <w:pPr>
@@ -903,7 +860,7 @@
     <w:p>
       <w:pPr>
         <w:rPr>
-          <w:lang w:val="en-IN"/>
+          <w:noProof/>
         </w:rPr>
       </w:pPr>
       <w:r>
@@ -911,6 +868,521 @@
           <w:lang w:val="en-IN"/>
         </w:rPr>
         <w:t>Task 2)</w:t>
+      </w:r>
+      <w:r>
+        <w:rPr>
+          <w:noProof/>
+        </w:rPr>
+        <w:t xml:space="preserve"> </w:t>
+      </w:r>
+      <w:r>
+        <w:rPr>
+          <w:lang w:val="en-IN"/>
+        </w:rPr>
+        <w:drawing>
+          <wp:inline distT="0" distB="0" distL="0" distR="0" wp14:anchorId="6ED92227" wp14:editId="0D1B78A0">
+            <wp:extent cx="5943600" cy="1703705"/>
+            <wp:effectExtent l="0" t="0" r="0" b="0"/>
+            <wp:docPr id="2001730712" name="Picture 1"/>
+            <wp:cNvGraphicFramePr>
+              <a:graphicFrameLocks xmlns:a="http://schemas.openxmlformats.org/drawingml/2006/main" noChangeAspect="1"/>
+            </wp:cNvGraphicFramePr>
+            <a:graphic xmlns:a="http://schemas.openxmlformats.org/drawingml/2006/main">
+              <a:graphicData uri="http://schemas.openxmlformats.org/drawingml/2006/picture">
+                <pic:pic xmlns:pic="http://schemas.openxmlformats.org/drawingml/2006/picture">
+                  <pic:nvPicPr>
+                    <pic:cNvPr id="2001730712" name=""/>
+                    <pic:cNvPicPr/>
+                  </pic:nvPicPr>
+                  <pic:blipFill>
+                    <a:blip r:embed="rId13"/>
+                    <a:stretch>
+                      <a:fillRect/>
+                    </a:stretch>
+                  </pic:blipFill>
+                  <pic:spPr>
+                    <a:xfrm>
+                      <a:off x="0" y="0"/>
+                      <a:ext cx="5943600" cy="1703705"/>
+                    </a:xfrm>
+                    <a:prstGeom prst="rect">
+                      <a:avLst/>
+                    </a:prstGeom>
+                  </pic:spPr>
+                </pic:pic>
+              </a:graphicData>
+            </a:graphic>
+          </wp:inline>
+        </w:drawing>
+      </w:r>
+      <w:r>
+        <w:rPr>
+          <w:noProof/>
+        </w:rPr>
+        <w:br/>
+        <w:t>used raw url to avoid html</w:t>
+      </w:r>
+      <w:r>
+        <w:rPr>
+          <w:noProof/>
+        </w:rPr>
+        <w:br/>
+      </w:r>
+      <w:r>
+        <w:rPr>
+          <w:noProof/>
+        </w:rPr>
+        <w:br/>
+      </w:r>
+      <w:r>
+        <w:rPr>
+          <w:noProof/>
+        </w:rPr>
+        <w:t>b)</w:t>
+      </w:r>
+      <w:r>
+        <w:rPr>
+          <w:noProof/>
+        </w:rPr>
+        <w:br/>
+      </w:r>
+      <w:r>
+        <w:rPr>
+          <w:noProof/>
+        </w:rPr>
+        <w:lastRenderedPageBreak/>
+        <w:drawing>
+          <wp:inline distT="0" distB="0" distL="0" distR="0" wp14:anchorId="3BE1C21A" wp14:editId="151FB61D">
+            <wp:extent cx="5943600" cy="2789555"/>
+            <wp:effectExtent l="0" t="0" r="0" b="0"/>
+            <wp:docPr id="1920548016" name="Picture 1"/>
+            <wp:cNvGraphicFramePr>
+              <a:graphicFrameLocks xmlns:a="http://schemas.openxmlformats.org/drawingml/2006/main" noChangeAspect="1"/>
+            </wp:cNvGraphicFramePr>
+            <a:graphic xmlns:a="http://schemas.openxmlformats.org/drawingml/2006/main">
+              <a:graphicData uri="http://schemas.openxmlformats.org/drawingml/2006/picture">
+                <pic:pic xmlns:pic="http://schemas.openxmlformats.org/drawingml/2006/picture">
+                  <pic:nvPicPr>
+                    <pic:cNvPr id="1920548016" name=""/>
+                    <pic:cNvPicPr/>
+                  </pic:nvPicPr>
+                  <pic:blipFill>
+                    <a:blip r:embed="rId14"/>
+                    <a:stretch>
+                      <a:fillRect/>
+                    </a:stretch>
+                  </pic:blipFill>
+                  <pic:spPr>
+                    <a:xfrm>
+                      <a:off x="0" y="0"/>
+                      <a:ext cx="5943600" cy="2789555"/>
+                    </a:xfrm>
+                    <a:prstGeom prst="rect">
+                      <a:avLst/>
+                    </a:prstGeom>
+                  </pic:spPr>
+                </pic:pic>
+              </a:graphicData>
+            </a:graphic>
+          </wp:inline>
+        </w:drawing>
+      </w:r>
+      <w:r>
+        <w:rPr>
+          <w:noProof/>
+        </w:rPr>
+        <w:br/>
+      </w:r>
+      <w:r>
+        <w:rPr>
+          <w:noProof/>
+        </w:rPr>
+        <w:t>root@8c3a55129421:/home# wc -l &lt; sorted_employees.txt</w:t>
+      </w:r>
+    </w:p>
+    <w:p>
+      <w:pPr>
+        <w:rPr>
+          <w:noProof/>
+          <w:lang w:val="en-IN"/>
+        </w:rPr>
+      </w:pPr>
+      <w:r>
+        <w:rPr>
+          <w:noProof/>
+        </w:rPr>
+        <w:t>12</w:t>
+      </w:r>
+      <w:r>
+        <w:rPr>
+          <w:noProof/>
+        </w:rPr>
+        <w:br/>
+      </w:r>
+      <w:r>
+        <w:rPr>
+          <w:noProof/>
+          <w:lang w:val="en-IN"/>
+        </w:rPr>
+        <w:t>wc -l — counts the number of lines.</w:t>
+      </w:r>
+    </w:p>
+    <w:p>
+      <w:pPr>
+        <w:rPr>
+          <w:lang w:val="en-IN"/>
+        </w:rPr>
+      </w:pPr>
+      <w:r>
+        <w:rPr>
+          <w:noProof/>
+        </w:rPr>
+        <w:br/>
+      </w:r>
+      <w:r>
+        <w:rPr>
+          <w:noProof/>
+        </w:rPr>
+        <w:br/>
+      </w:r>
+      <w:r>
+        <w:rPr>
+          <w:lang w:val="en-IN"/>
+        </w:rPr>
+        <w:t>-w matches only whole words.</w:t>
+      </w:r>
+    </w:p>
+    <w:p>
+      <w:pPr>
+        <w:rPr>
+          <w:lang w:val="en-IN"/>
+        </w:rPr>
+      </w:pPr>
+      <w:r>
+        <w:rPr>
+          <w:lang w:val="en-IN"/>
+        </w:rPr>
+        <w:t>For example, it matches Doe in John Doe, but not Doer or McDoe.</w:t>
+      </w:r>
+    </w:p>
+    <w:p>
+      <w:pPr>
+        <w:rPr>
+          <w:lang w:val="en-IN"/>
+        </w:rPr>
+      </w:pPr>
+      <w:r>
+        <w:rPr>
+          <w:lang w:val="en-IN"/>
+        </w:rPr>
+        <w:t>-E enables extended regular expressions, allowing operators such as | for OR.</w:t>
+      </w:r>
+    </w:p>
+    <w:p>
+      <w:pPr>
+        <w:rPr>
+          <w:lang w:val="en-IN"/>
+        </w:rPr>
+      </w:pPr>
+      <w:r>
+        <w:rPr>
+          <w:lang w:val="en-IN"/>
+        </w:rPr>
+        <w:t>Here, Doe|Smith means “match either Doe or Smith.</w:t>
+      </w:r>
+      <w:r>
+        <w:rPr>
+          <w:lang w:val="en-IN"/>
+        </w:rPr>
+        <w:br/>
+      </w:r>
+      <w:r>
+        <w:rPr>
+          <w:lang w:val="en-IN"/>
+        </w:rPr>
+        <w:br/>
+        <w:t>c)</w:t>
+      </w:r>
+      <w:r>
+        <w:rPr>
+          <w:lang w:val="en-IN"/>
+        </w:rPr>
+        <w:br/>
+      </w:r>
+      <w:r>
+        <w:rPr>
+          <w:lang w:val="en-IN"/>
+        </w:rPr>
+        <w:lastRenderedPageBreak/>
+        <w:drawing>
+          <wp:inline distT="0" distB="0" distL="0" distR="0" wp14:anchorId="6D93AF1D" wp14:editId="7D7EC48D">
+            <wp:extent cx="5943600" cy="2905760"/>
+            <wp:effectExtent l="0" t="0" r="0" b="8890"/>
+            <wp:docPr id="1515900255" name="Picture 1"/>
+            <wp:cNvGraphicFramePr>
+              <a:graphicFrameLocks xmlns:a="http://schemas.openxmlformats.org/drawingml/2006/main" noChangeAspect="1"/>
+            </wp:cNvGraphicFramePr>
+            <a:graphic xmlns:a="http://schemas.openxmlformats.org/drawingml/2006/main">
+              <a:graphicData uri="http://schemas.openxmlformats.org/drawingml/2006/picture">
+                <pic:pic xmlns:pic="http://schemas.openxmlformats.org/drawingml/2006/picture">
+                  <pic:nvPicPr>
+                    <pic:cNvPr id="1515900255" name=""/>
+                    <pic:cNvPicPr/>
+                  </pic:nvPicPr>
+                  <pic:blipFill>
+                    <a:blip r:embed="rId15"/>
+                    <a:stretch>
+                      <a:fillRect/>
+                    </a:stretch>
+                  </pic:blipFill>
+                  <pic:spPr>
+                    <a:xfrm>
+                      <a:off x="0" y="0"/>
+                      <a:ext cx="5943600" cy="2905760"/>
+                    </a:xfrm>
+                    <a:prstGeom prst="rect">
+                      <a:avLst/>
+                    </a:prstGeom>
+                  </pic:spPr>
+                </pic:pic>
+              </a:graphicData>
+            </a:graphic>
+          </wp:inline>
+        </w:drawing>
+      </w:r>
+      <w:r>
+        <w:rPr>
+          <w:lang w:val="en-IN"/>
+        </w:rPr>
+        <w:br/>
+      </w:r>
+      <w:r>
+        <w:rPr>
+          <w:lang w:val="en-IN"/>
+        </w:rPr>
+        <w:br/>
+      </w:r>
+      <w:r>
+        <w:rPr>
+          <w:lang w:val="en-IN"/>
+        </w:rPr>
+        <w:t>sed -n '3p;5p' — prints lines 3 and 5.</w:t>
+      </w:r>
+    </w:p>
+    <w:p>
+      <w:pPr>
+        <w:rPr>
+          <w:b/>
+          <w:bCs/>
+          <w:lang w:val="en-IN"/>
+        </w:rPr>
+      </w:pPr>
+      <w:r>
+        <w:rPr>
+          <w:lang w:val="en-IN"/>
+        </w:rPr>
+        <w:t>sed -i '/Doe/d' — permanently deletes lines containing Doe.</w:t>
+      </w:r>
+      <w:r>
+        <w:rPr>
+          <w:lang w:val="en-IN"/>
+        </w:rPr>
+        <w:br/>
+      </w:r>
+      <w:r>
+        <w:rPr>
+          <w:lang w:val="en-IN"/>
+        </w:rPr>
+        <w:br/>
+      </w:r>
+      <w:r>
+        <w:rPr>
+          <w:b/>
+          <w:bCs/>
+          <w:lang w:val="en-IN"/>
+        </w:rPr>
+        <w:t>Explanation</w:t>
+      </w:r>
+    </w:p>
+    <w:p>
+      <w:pPr>
+        <w:numPr>
+          <w:ilvl w:val="0"/>
+          <w:numId w:val="4"/>
+        </w:numPr>
+        <w:rPr>
+          <w:lang w:val="en-IN"/>
+        </w:rPr>
+      </w:pPr>
+      <w:r>
+        <w:rPr>
+          <w:lang w:val="en-IN"/>
+        </w:rPr>
+        <w:t>awk reads the file line by line.</w:t>
+      </w:r>
+    </w:p>
+    <w:p>
+      <w:pPr>
+        <w:numPr>
+          <w:ilvl w:val="0"/>
+          <w:numId w:val="4"/>
+        </w:numPr>
+        <w:rPr>
+          <w:lang w:val="en-IN"/>
+        </w:rPr>
+      </w:pPr>
+      <w:r>
+        <w:rPr>
+          <w:lang w:val="en-IN"/>
+        </w:rPr>
+        <w:t xml:space="preserve">$2 means the </w:t>
+      </w:r>
+      <w:r>
+        <w:rPr>
+          <w:b/>
+          <w:bCs/>
+          <w:lang w:val="en-IN"/>
+        </w:rPr>
+        <w:t>second column</w:t>
+      </w:r>
+      <w:r>
+        <w:rPr>
+          <w:lang w:val="en-IN"/>
+        </w:rPr>
+        <w:t>, which is the first name.</w:t>
+      </w:r>
+    </w:p>
+    <w:p>
+      <w:pPr>
+        <w:numPr>
+          <w:ilvl w:val="0"/>
+          <w:numId w:val="4"/>
+        </w:numPr>
+        <w:rPr>
+          <w:lang w:val="en-IN"/>
+        </w:rPr>
+      </w:pPr>
+      <w:r>
+        <w:rPr>
+          <w:lang w:val="en-IN"/>
+        </w:rPr>
+        <w:t xml:space="preserve">$NF means the </w:t>
+      </w:r>
+      <w:r>
+        <w:rPr>
+          <w:b/>
+          <w:bCs/>
+          <w:lang w:val="en-IN"/>
+        </w:rPr>
+        <w:t>last column</w:t>
+      </w:r>
+      <w:r>
+        <w:rPr>
+          <w:lang w:val="en-IN"/>
+        </w:rPr>
+        <w:t>. NF stands for the number of fields in the current line.</w:t>
+      </w:r>
+    </w:p>
+    <w:p>
+      <w:pPr>
+        <w:numPr>
+          <w:ilvl w:val="0"/>
+          <w:numId w:val="4"/>
+        </w:numPr>
+        <w:rPr>
+          <w:lang w:val="en-IN"/>
+        </w:rPr>
+      </w:pPr>
+      <w:r>
+        <w:rPr>
+          <w:lang w:val="en-IN"/>
+        </w:rPr>
+        <w:t>print $2, $NF prints both values separated by a space.</w:t>
+      </w:r>
+    </w:p>
+    <w:p>
+      <w:pPr>
+        <w:pStyle w:val="ListParagraph"/>
+        <w:numPr>
+          <w:ilvl w:val="0"/>
+          <w:numId w:val="4"/>
+        </w:numPr>
+        <w:spacing w:after="0" w:line="240" w:lineRule="auto"/>
+        <w:rPr>
+          <w:rFonts w:ascii="Times New Roman" w:eastAsia="Times New Roman" w:hAnsi="Times New Roman" w:cs="Times New Roman"/>
+          <w:kern w:val="0"/>
+          <w:lang w:val="en-IN" w:eastAsia="en-IN"/>
+          <w14:ligatures w14:val="none"/>
+        </w:rPr>
+      </w:pPr>
+      <w:r>
+        <w:rPr>
+          <w:rFonts w:ascii="Times New Roman" w:eastAsia="Times New Roman" w:hAnsi="Times New Roman" w:cs="Times New Roman"/>
+          <w:kern w:val="0"/>
+          <w:lang w:val="en-IN" w:eastAsia="en-IN"/>
+          <w14:ligatures w14:val="none"/>
+        </w:rPr>
+        <w:t xml:space="preserve">Here, </w:t>
+      </w:r>
+      <w:r>
+        <w:rPr>
+          <w:rFonts w:ascii="Courier New" w:eastAsia="Times New Roman" w:hAnsi="Courier New" w:cs="Courier New"/>
+          <w:kern w:val="0"/>
+          <w:sz w:val="20"/>
+          <w:szCs w:val="20"/>
+          <w:lang w:val="en-IN" w:eastAsia="en-IN"/>
+          <w14:ligatures w14:val="none"/>
+        </w:rPr>
+        <w:t>-F','</w:t>
+      </w:r>
+      <w:r>
+        <w:rPr>
+          <w:rFonts w:ascii="Times New Roman" w:eastAsia="Times New Roman" w:hAnsi="Times New Roman" w:cs="Times New Roman"/>
+          <w:kern w:val="0"/>
+          <w:lang w:val="en-IN" w:eastAsia="en-IN"/>
+          <w14:ligatures w14:val="none"/>
+        </w:rPr>
+        <w:t xml:space="preserve"> tells </w:t>
+      </w:r>
+      <w:r>
+        <w:rPr>
+          <w:rFonts w:ascii="Courier New" w:eastAsia="Times New Roman" w:hAnsi="Courier New" w:cs="Courier New"/>
+          <w:kern w:val="0"/>
+          <w:sz w:val="20"/>
+          <w:szCs w:val="20"/>
+          <w:lang w:val="en-IN" w:eastAsia="en-IN"/>
+          <w14:ligatures w14:val="none"/>
+        </w:rPr>
+        <w:t>awk</w:t>
+      </w:r>
+      <w:r>
+        <w:rPr>
+          <w:rFonts w:ascii="Times New Roman" w:eastAsia="Times New Roman" w:hAnsi="Times New Roman" w:cs="Times New Roman"/>
+          <w:kern w:val="0"/>
+          <w:lang w:val="en-IN" w:eastAsia="en-IN"/>
+          <w14:ligatures w14:val="none"/>
+        </w:rPr>
+        <w:t xml:space="preserve"> that commas separate the columns.</w:t>
+      </w:r>
+    </w:p>
+    <w:p>
+      <w:pPr>
+        <w:rPr>
+          <w:lang w:val="en-IN"/>
+        </w:rPr>
+      </w:pPr>
+      <w:r>
+        <w:rPr>
+          <w:lang w:val="en-IN"/>
+        </w:rPr>
+        <w:br/>
+      </w:r>
+      <w:r>
+        <w:rPr>
+          <w:lang w:val="en-IN"/>
+        </w:rPr>
+        <w:br/>
+        <w:t>Task 3)</w:t>
       </w:r>
     </w:p>
     <w:sectPr>
@@ -1188,6 +1660,155 @@
     </w:lvl>
   </w:abstractNum>
   <w:abstractNum w:abstractNumId="2" w15:restartNumberingAfterBreak="0">
+    <w:nsid w:val="3F696AE3"/>
+    <w:multiLevelType w:val="multilevel"/>
+    <w:tmpl w:val="BE6E1C32"/>
+    <w:lvl w:ilvl="0">
+      <w:start w:val="1"/>
+      <w:numFmt w:val="bullet"/>
+      <w:lvlText w:val=""/>
+      <w:lvlJc w:val="left"/>
+      <w:pPr>
+        <w:tabs>
+          <w:tab w:val="num" w:pos="720"/>
+        </w:tabs>
+        <w:ind w:left="720" w:hanging="360"/>
+      </w:pPr>
+      <w:rPr>
+        <w:rFonts w:ascii="Symbol" w:hAnsi="Symbol" w:hint="default"/>
+        <w:sz w:val="20"/>
+      </w:rPr>
+    </w:lvl>
+    <w:lvl w:ilvl="1" w:tentative="1">
+      <w:start w:val="1"/>
+      <w:numFmt w:val="bullet"/>
+      <w:lvlText w:val="o"/>
+      <w:lvlJc w:val="left"/>
+      <w:pPr>
+        <w:tabs>
+          <w:tab w:val="num" w:pos="1440"/>
+        </w:tabs>
+        <w:ind w:left="1440" w:hanging="360"/>
+      </w:pPr>
+      <w:rPr>
+        <w:rFonts w:ascii="Courier New" w:hAnsi="Courier New" w:hint="default"/>
+        <w:sz w:val="20"/>
+      </w:rPr>
+    </w:lvl>
+    <w:lvl w:ilvl="2" w:tentative="1">
+      <w:start w:val="1"/>
+      <w:numFmt w:val="bullet"/>
+      <w:lvlText w:val=""/>
+      <w:lvlJc w:val="left"/>
+      <w:pPr>
+        <w:tabs>
+          <w:tab w:val="num" w:pos="2160"/>
+        </w:tabs>
+        <w:ind w:left="2160" w:hanging="360"/>
+      </w:pPr>
+      <w:rPr>
+        <w:rFonts w:ascii="Wingdings" w:hAnsi="Wingdings" w:hint="default"/>
+        <w:sz w:val="20"/>
+      </w:rPr>
+    </w:lvl>
+    <w:lvl w:ilvl="3" w:tentative="1">
+      <w:start w:val="1"/>
+      <w:numFmt w:val="bullet"/>
+      <w:lvlText w:val=""/>
+      <w:lvlJc w:val="left"/>
+      <w:pPr>
+        <w:tabs>
+          <w:tab w:val="num" w:pos="2880"/>
+        </w:tabs>
+        <w:ind w:left="2880" w:hanging="360"/>
+      </w:pPr>
+      <w:rPr>
+        <w:rFonts w:ascii="Wingdings" w:hAnsi="Wingdings" w:hint="default"/>
+        <w:sz w:val="20"/>
+      </w:rPr>
+    </w:lvl>
+    <w:lvl w:ilvl="4" w:tentative="1">
+      <w:start w:val="1"/>
+      <w:numFmt w:val="bullet"/>
+      <w:lvlText w:val=""/>
+      <w:lvlJc w:val="left"/>
+      <w:pPr>
+        <w:tabs>
+          <w:tab w:val="num" w:pos="3600"/>
+        </w:tabs>
+        <w:ind w:left="3600" w:hanging="360"/>
+      </w:pPr>
+      <w:rPr>
+        <w:rFonts w:ascii="Wingdings" w:hAnsi="Wingdings" w:hint="default"/>
+        <w:sz w:val="20"/>
+      </w:rPr>
+    </w:lvl>
+    <w:lvl w:ilvl="5" w:tentative="1">
+      <w:start w:val="1"/>
+      <w:numFmt w:val="bullet"/>
+      <w:lvlText w:val=""/>
+      <w:lvlJc w:val="left"/>
+      <w:pPr>
+        <w:tabs>
+          <w:tab w:val="num" w:pos="4320"/>
+        </w:tabs>
+        <w:ind w:left="4320" w:hanging="360"/>
+      </w:pPr>
+      <w:rPr>
+        <w:rFonts w:ascii="Wingdings" w:hAnsi="Wingdings" w:hint="default"/>
+        <w:sz w:val="20"/>
+      </w:rPr>
+    </w:lvl>
+    <w:lvl w:ilvl="6" w:tentative="1">
+      <w:start w:val="1"/>
+      <w:numFmt w:val="bullet"/>
+      <w:lvlText w:val=""/>
+      <w:lvlJc w:val="left"/>
+      <w:pPr>
+        <w:tabs>
+          <w:tab w:val="num" w:pos="5040"/>
+        </w:tabs>
+        <w:ind w:left="5040" w:hanging="360"/>
+      </w:pPr>
+      <w:rPr>
+        <w:rFonts w:ascii="Wingdings" w:hAnsi="Wingdings" w:hint="default"/>
+        <w:sz w:val="20"/>
+      </w:rPr>
+    </w:lvl>
+    <w:lvl w:ilvl="7" w:tentative="1">
+      <w:start w:val="1"/>
+      <w:numFmt w:val="bullet"/>
+      <w:lvlText w:val=""/>
+      <w:lvlJc w:val="left"/>
+      <w:pPr>
+        <w:tabs>
+          <w:tab w:val="num" w:pos="5760"/>
+        </w:tabs>
+        <w:ind w:left="5760" w:hanging="360"/>
+      </w:pPr>
+      <w:rPr>
+        <w:rFonts w:ascii="Wingdings" w:hAnsi="Wingdings" w:hint="default"/>
+        <w:sz w:val="20"/>
+      </w:rPr>
+    </w:lvl>
+    <w:lvl w:ilvl="8" w:tentative="1">
+      <w:start w:val="1"/>
+      <w:numFmt w:val="bullet"/>
+      <w:lvlText w:val=""/>
+      <w:lvlJc w:val="left"/>
+      <w:pPr>
+        <w:tabs>
+          <w:tab w:val="num" w:pos="6480"/>
+        </w:tabs>
+        <w:ind w:left="6480" w:hanging="360"/>
+      </w:pPr>
+      <w:rPr>
+        <w:rFonts w:ascii="Wingdings" w:hAnsi="Wingdings" w:hint="default"/>
+        <w:sz w:val="20"/>
+      </w:rPr>
+    </w:lvl>
+  </w:abstractNum>
+  <w:abstractNum w:abstractNumId="3" w15:restartNumberingAfterBreak="0">
     <w:nsid w:val="6FE7509A"/>
     <w:multiLevelType w:val="multilevel"/>
     <w:tmpl w:val="C6B6C94E"/>
@@ -1337,13 +1958,16 @@
     </w:lvl>
   </w:abstractNum>
   <w:num w:numId="1" w16cid:durableId="734477059">
-    <w:abstractNumId w:val="2"/>
+    <w:abstractNumId w:val="3"/>
   </w:num>
   <w:num w:numId="2" w16cid:durableId="1204099114">
     <w:abstractNumId w:val="0"/>
   </w:num>
   <w:num w:numId="3" w16cid:durableId="1459644386">
     <w:abstractNumId w:val="1"/>
+  </w:num>
+  <w:num w:numId="4" w16cid:durableId="306473151">
+    <w:abstractNumId w:val="2"/>
   </w:num>
 </w:numbering>
 </file>
@@ -2275,6 +2899,19 @@
       <w:rFonts w:ascii="Times New Roman" w:hAnsi="Times New Roman" w:cs="Times New Roman"/>
     </w:rPr>
   </w:style>
+  <w:style w:type="character" w:styleId="HTMLCode">
+    <w:name w:val="HTML Code"/>
+    <w:basedOn w:val="DefaultParagraphFont"/>
+    <w:uiPriority w:val="99"/>
+    <w:semiHidden/>
+    <w:unhideWhenUsed/>
+    <w:rsid w:val="00DF2AB4"/>
+    <w:rPr>
+      <w:rFonts w:ascii="Courier New" w:eastAsia="Times New Roman" w:hAnsi="Courier New" w:cs="Courier New"/>
+      <w:sz w:val="20"/>
+      <w:szCs w:val="20"/>
+    </w:rPr>
+  </w:style>
 </w:styles>
 </file>
 

--- a/devops_assignment1.docx
+++ b/devops_assignment1.docx
@@ -1385,6 +1385,793 @@
         <w:t>Task 3)</w:t>
       </w:r>
     </w:p>
+    <w:p>
+      <w:pPr>
+        <w:rPr>
+          <w:lang w:val="en-IN"/>
+        </w:rPr>
+      </w:pPr>
+      <w:r>
+        <w:rPr>
+          <w:lang w:val="en-IN"/>
+        </w:rPr>
+        <w:lastRenderedPageBreak/>
+        <w:drawing>
+          <wp:inline distT="0" distB="0" distL="0" distR="0" wp14:anchorId="3F3406A2" wp14:editId="34357BB0">
+            <wp:extent cx="5943600" cy="4645660"/>
+            <wp:effectExtent l="0" t="0" r="0" b="2540"/>
+            <wp:docPr id="1489154786" name="Picture 1"/>
+            <wp:cNvGraphicFramePr>
+              <a:graphicFrameLocks xmlns:a="http://schemas.openxmlformats.org/drawingml/2006/main" noChangeAspect="1"/>
+            </wp:cNvGraphicFramePr>
+            <a:graphic xmlns:a="http://schemas.openxmlformats.org/drawingml/2006/main">
+              <a:graphicData uri="http://schemas.openxmlformats.org/drawingml/2006/picture">
+                <pic:pic xmlns:pic="http://schemas.openxmlformats.org/drawingml/2006/picture">
+                  <pic:nvPicPr>
+                    <pic:cNvPr id="1489154786" name=""/>
+                    <pic:cNvPicPr/>
+                  </pic:nvPicPr>
+                  <pic:blipFill>
+                    <a:blip r:embed="rId16"/>
+                    <a:stretch>
+                      <a:fillRect/>
+                    </a:stretch>
+                  </pic:blipFill>
+                  <pic:spPr>
+                    <a:xfrm>
+                      <a:off x="0" y="0"/>
+                      <a:ext cx="5943600" cy="4645660"/>
+                    </a:xfrm>
+                    <a:prstGeom prst="rect">
+                      <a:avLst/>
+                    </a:prstGeom>
+                  </pic:spPr>
+                </pic:pic>
+              </a:graphicData>
+            </a:graphic>
+          </wp:inline>
+        </w:drawing>
+      </w:r>
+      <w:r>
+        <w:rPr>
+          <w:lang w:val="en-IN"/>
+        </w:rPr>
+        <w:br/>
+      </w:r>
+      <w:r>
+        <w:rPr>
+          <w:lang w:val="en-IN"/>
+        </w:rPr>
+        <w:br/>
+      </w:r>
+      <w:r>
+        <w:rPr>
+          <w:lang w:val="en-IN"/>
+        </w:rPr>
+        <w:drawing>
+          <wp:inline distT="0" distB="0" distL="0" distR="0" wp14:anchorId="1F518F6D" wp14:editId="3EAF8B1B">
+            <wp:extent cx="5943600" cy="1136650"/>
+            <wp:effectExtent l="0" t="0" r="0" b="6350"/>
+            <wp:docPr id="288947341" name="Picture 1"/>
+            <wp:cNvGraphicFramePr>
+              <a:graphicFrameLocks xmlns:a="http://schemas.openxmlformats.org/drawingml/2006/main" noChangeAspect="1"/>
+            </wp:cNvGraphicFramePr>
+            <a:graphic xmlns:a="http://schemas.openxmlformats.org/drawingml/2006/main">
+              <a:graphicData uri="http://schemas.openxmlformats.org/drawingml/2006/picture">
+                <pic:pic xmlns:pic="http://schemas.openxmlformats.org/drawingml/2006/picture">
+                  <pic:nvPicPr>
+                    <pic:cNvPr id="288947341" name=""/>
+                    <pic:cNvPicPr/>
+                  </pic:nvPicPr>
+                  <pic:blipFill>
+                    <a:blip r:embed="rId17"/>
+                    <a:stretch>
+                      <a:fillRect/>
+                    </a:stretch>
+                  </pic:blipFill>
+                  <pic:spPr>
+                    <a:xfrm>
+                      <a:off x="0" y="0"/>
+                      <a:ext cx="5943600" cy="1136650"/>
+                    </a:xfrm>
+                    <a:prstGeom prst="rect">
+                      <a:avLst/>
+                    </a:prstGeom>
+                  </pic:spPr>
+                </pic:pic>
+              </a:graphicData>
+            </a:graphic>
+          </wp:inline>
+        </w:drawing>
+      </w:r>
+      <w:r>
+        <w:rPr>
+          <w:lang w:val="en-IN"/>
+        </w:rPr>
+        <w:br/>
+      </w:r>
+      <w:r>
+        <w:rPr>
+          <w:lang w:val="en-IN"/>
+        </w:rPr>
+        <w:br/>
+      </w:r>
+      <w:r>
+        <w:rPr>
+          <w:lang w:val="en-IN"/>
+        </w:rPr>
+        <w:br/>
+      </w:r>
+      <w:r>
+        <w:rPr>
+          <w:lang w:val="en-IN"/>
+        </w:rPr>
+        <w:t>Check the password entry for “Harsh” and explain the meaning of each field in the line.</w:t>
+      </w:r>
+      <w:r>
+        <w:rPr>
+          <w:lang w:val="en-IN"/>
+        </w:rPr>
+        <w:br/>
+      </w:r>
+      <w:r>
+        <w:rPr>
+          <w:lang w:val="en-IN"/>
+        </w:rPr>
+        <w:br/>
+      </w:r>
+      <w:r>
+        <w:rPr>
+          <w:lang w:val="en-IN"/>
+        </w:rPr>
+        <w:t>grep '^harsh:' /etc/shadow</w:t>
+      </w:r>
+    </w:p>
+    <w:p>
+      <w:pPr>
+        <w:rPr>
+          <w:lang w:val="en-IN"/>
+        </w:rPr>
+      </w:pPr>
+      <w:r>
+        <w:rPr>
+          <w:lang w:val="en-IN"/>
+        </w:rPr>
+        <w:t>harsh:!:20691:0:99999:7:::</w:t>
+      </w:r>
+      <w:r>
+        <w:rPr>
+          <w:lang w:val="en-IN"/>
+        </w:rPr>
+        <w:br/>
+      </w:r>
+      <w:r>
+        <w:rPr>
+          <w:lang w:val="en-IN"/>
+        </w:rPr>
+        <w:br/>
+      </w:r>
+      <w:r>
+        <w:rPr>
+          <w:lang w:val="en-IN"/>
+        </w:rPr>
+        <w:t>username</w:t>
+      </w:r>
+      <w:r>
+        <w:rPr>
+          <w:lang w:val="en-IN"/>
+        </w:rPr>
+        <w:t xml:space="preserve">  </w:t>
+      </w:r>
+      <w:r>
+        <w:rPr>
+          <w:lang w:val="en-IN"/>
+        </w:rPr>
+        <w:t>:</w:t>
+      </w:r>
+      <w:r>
+        <w:rPr>
+          <w:lang w:val="en-IN"/>
+        </w:rPr>
+        <w:t xml:space="preserve">  </w:t>
+      </w:r>
+      <w:r>
+        <w:rPr>
+          <w:lang w:val="en-IN"/>
+        </w:rPr>
+        <w:t>paswordhash</w:t>
+      </w:r>
+      <w:r>
+        <w:rPr>
+          <w:lang w:val="en-IN"/>
+        </w:rPr>
+        <w:t xml:space="preserve">/! Is locked   :  </w:t>
+      </w:r>
+      <w:r>
+        <w:rPr>
+          <w:lang w:val="en-IN"/>
+        </w:rPr>
+        <w:t>Days since January 1, 1970 when password was last changed</w:t>
+      </w:r>
+      <w:r>
+        <w:rPr>
+          <w:lang w:val="en-IN"/>
+        </w:rPr>
+        <w:t xml:space="preserve">  : </w:t>
+      </w:r>
+      <w:r>
+        <w:rPr>
+          <w:lang w:val="en-IN"/>
+        </w:rPr>
+        <w:t xml:space="preserve"> </w:t>
+      </w:r>
+      <w:r>
+        <w:rPr>
+          <w:lang w:val="en-IN"/>
+        </w:rPr>
+        <w:t>Minimum days before the password may be changed</w:t>
+      </w:r>
+      <w:r>
+        <w:rPr>
+          <w:lang w:val="en-IN"/>
+        </w:rPr>
+        <w:t xml:space="preserve">  : </w:t>
+      </w:r>
+      <w:r>
+        <w:rPr>
+          <w:lang w:val="en-IN"/>
+        </w:rPr>
+        <w:t xml:space="preserve">Maximum days the </w:t>
+      </w:r>
+      <w:r>
+        <w:rPr>
+          <w:lang w:val="en-IN"/>
+        </w:rPr>
+        <w:lastRenderedPageBreak/>
+        <w:t>password remains valid</w:t>
+      </w:r>
+      <w:r>
+        <w:rPr>
+          <w:lang w:val="en-IN"/>
+        </w:rPr>
+        <w:t xml:space="preserve"> : </w:t>
+      </w:r>
+      <w:r>
+        <w:rPr>
+          <w:lang w:val="en-IN"/>
+        </w:rPr>
+        <w:t xml:space="preserve"> </w:t>
+      </w:r>
+      <w:r>
+        <w:rPr>
+          <w:lang w:val="en-IN"/>
+        </w:rPr>
+        <w:t>Warning days before password expiry</w:t>
+      </w:r>
+      <w:r>
+        <w:rPr>
+          <w:lang w:val="en-IN"/>
+        </w:rPr>
+        <w:t xml:space="preserve">  : </w:t>
+      </w:r>
+      <w:r>
+        <w:rPr>
+          <w:lang w:val="en-IN"/>
+        </w:rPr>
+        <w:t xml:space="preserve">Inactive days allowed after expiry </w:t>
+      </w:r>
+      <w:r>
+        <w:rPr>
+          <w:lang w:val="en-IN"/>
+        </w:rPr>
+        <w:t>:</w:t>
+      </w:r>
+      <w:r>
+        <w:rPr>
+          <w:lang w:val="en-IN"/>
+        </w:rPr>
+        <w:t xml:space="preserve"> Account-expiry date, measured in days since January 1, 1970 </w:t>
+      </w:r>
+      <w:r>
+        <w:rPr>
+          <w:lang w:val="en-IN"/>
+        </w:rPr>
+        <w:t>:</w:t>
+      </w:r>
+      <w:r>
+        <w:rPr>
+          <w:lang w:val="en-IN"/>
+        </w:rPr>
+        <w:t xml:space="preserve"> Reserved field</w:t>
+      </w:r>
+      <w:r>
+        <w:rPr>
+          <w:lang w:val="en-IN"/>
+        </w:rPr>
+        <w:br/>
+      </w:r>
+      <w:r>
+        <w:rPr>
+          <w:lang w:val="en-IN"/>
+        </w:rPr>
+        <w:br/>
+        <w:t>d)</w:t>
+      </w:r>
+    </w:p>
+    <w:p>
+      <w:pPr>
+        <w:rPr>
+          <w:lang w:val="en-IN"/>
+        </w:rPr>
+      </w:pPr>
+      <w:r>
+        <w:rPr>
+          <w:lang w:val="en-IN"/>
+        </w:rPr>
+        <w:drawing>
+          <wp:inline distT="0" distB="0" distL="0" distR="0" wp14:anchorId="54A19606" wp14:editId="16BBCAE8">
+            <wp:extent cx="5943600" cy="1941830"/>
+            <wp:effectExtent l="0" t="0" r="0" b="1270"/>
+            <wp:docPr id="1384295073" name="Picture 1"/>
+            <wp:cNvGraphicFramePr>
+              <a:graphicFrameLocks xmlns:a="http://schemas.openxmlformats.org/drawingml/2006/main" noChangeAspect="1"/>
+            </wp:cNvGraphicFramePr>
+            <a:graphic xmlns:a="http://schemas.openxmlformats.org/drawingml/2006/main">
+              <a:graphicData uri="http://schemas.openxmlformats.org/drawingml/2006/picture">
+                <pic:pic xmlns:pic="http://schemas.openxmlformats.org/drawingml/2006/picture">
+                  <pic:nvPicPr>
+                    <pic:cNvPr id="1384295073" name=""/>
+                    <pic:cNvPicPr/>
+                  </pic:nvPicPr>
+                  <pic:blipFill>
+                    <a:blip r:embed="rId18"/>
+                    <a:stretch>
+                      <a:fillRect/>
+                    </a:stretch>
+                  </pic:blipFill>
+                  <pic:spPr>
+                    <a:xfrm>
+                      <a:off x="0" y="0"/>
+                      <a:ext cx="5943600" cy="1941830"/>
+                    </a:xfrm>
+                    <a:prstGeom prst="rect">
+                      <a:avLst/>
+                    </a:prstGeom>
+                  </pic:spPr>
+                </pic:pic>
+              </a:graphicData>
+            </a:graphic>
+          </wp:inline>
+        </w:drawing>
+      </w:r>
+    </w:p>
+    <w:p>
+      <w:pPr>
+        <w:rPr>
+          <w:lang w:val="en-IN"/>
+        </w:rPr>
+      </w:pPr>
+      <w:r>
+        <w:rPr>
+          <w:lang w:val="en-IN"/>
+        </w:rPr>
+        <w:br/>
+      </w:r>
+      <w:r>
+        <w:rPr>
+          <w:lang w:val="en-IN"/>
+        </w:rPr>
+        <w:t xml:space="preserve"># 7. Force Kanth to change password at next login </w:t>
+      </w:r>
+      <w:r>
+        <w:rPr>
+          <w:lang w:val="en-IN"/>
+        </w:rPr>
+        <w:br/>
+      </w:r>
+      <w:r>
+        <w:rPr>
+          <w:lang w:val="en-IN"/>
+        </w:rPr>
+        <w:t>chage -d 0 kanth</w:t>
+      </w:r>
+      <w:r>
+        <w:rPr>
+          <w:lang w:val="en-IN"/>
+        </w:rPr>
+        <w:br/>
+      </w:r>
+      <w:r>
+        <w:rPr>
+          <w:lang w:val="en-IN"/>
+        </w:rPr>
+        <w:br/>
+      </w:r>
+      <w:r>
+        <w:rPr>
+          <w:lang w:val="en-IN"/>
+        </w:rPr>
+        <w:t xml:space="preserve"> # 8. Set a seven-day password-expiry warning for Harsh </w:t>
+      </w:r>
+      <w:r>
+        <w:rPr>
+          <w:lang w:val="en-IN"/>
+        </w:rPr>
+        <w:br/>
+      </w:r>
+      <w:r>
+        <w:rPr>
+          <w:lang w:val="en-IN"/>
+        </w:rPr>
+        <w:t>chage -W 7 harsh</w:t>
+      </w:r>
+      <w:r>
+        <w:rPr>
+          <w:lang w:val="en-IN"/>
+        </w:rPr>
+        <w:br/>
+      </w:r>
+      <w:r>
+        <w:rPr>
+          <w:lang w:val="en-IN"/>
+        </w:rPr>
+        <w:t>chage -l harsh</w:t>
+      </w:r>
+      <w:r>
+        <w:rPr>
+          <w:lang w:val="en-IN"/>
+        </w:rPr>
+        <w:br/>
+      </w:r>
+      <w:r>
+        <w:rPr>
+          <w:lang w:val="en-IN"/>
+        </w:rPr>
+        <w:br/>
+      </w:r>
+      <w:r>
+        <w:rPr>
+          <w:lang w:val="en-IN"/>
+        </w:rPr>
+        <w:t xml:space="preserve">9. Remove Harsh from devops and verify access is denied </w:t>
+      </w:r>
+      <w:r>
+        <w:rPr>
+          <w:lang w:val="en-IN"/>
+        </w:rPr>
+        <w:br/>
+      </w:r>
+      <w:r>
+        <w:rPr>
+          <w:lang w:val="en-IN"/>
+        </w:rPr>
+        <w:t xml:space="preserve">gpasswd -d harsh devops </w:t>
+      </w:r>
+      <w:r>
+        <w:rPr>
+          <w:lang w:val="en-IN"/>
+        </w:rPr>
+        <w:br/>
+      </w:r>
+      <w:r>
+        <w:rPr>
+          <w:lang w:val="en-IN"/>
+        </w:rPr>
+        <w:t xml:space="preserve">id harsh </w:t>
+      </w:r>
+      <w:r>
+        <w:rPr>
+          <w:lang w:val="en-IN"/>
+        </w:rPr>
+        <w:br/>
+      </w:r>
+      <w:r>
+        <w:rPr>
+          <w:lang w:val="en-IN"/>
+        </w:rPr>
+        <w:t>su - harsh -c 'ls /Project-HU'</w:t>
+      </w:r>
+      <w:r>
+        <w:rPr>
+          <w:lang w:val="en-IN"/>
+        </w:rPr>
+        <w:br/>
+      </w:r>
+      <w:r>
+        <w:rPr>
+          <w:lang w:val="en-IN"/>
+        </w:rPr>
+        <w:br/>
+      </w:r>
+      <w:r>
+        <w:rPr>
+          <w:lang w:val="en-IN"/>
+        </w:rPr>
+        <w:t xml:space="preserve"> # 10. Delete the SRE group and Kanth user </w:t>
+      </w:r>
+      <w:r>
+        <w:rPr>
+          <w:lang w:val="en-IN"/>
+        </w:rPr>
+        <w:br/>
+      </w:r>
+      <w:r>
+        <w:rPr>
+          <w:lang w:val="en-IN"/>
+        </w:rPr>
+        <w:t xml:space="preserve">gpasswd -d kanth SRE </w:t>
+      </w:r>
+      <w:r>
+        <w:rPr>
+          <w:lang w:val="en-IN"/>
+        </w:rPr>
+        <w:br/>
+      </w:r>
+      <w:r>
+        <w:rPr>
+          <w:lang w:val="en-IN"/>
+        </w:rPr>
+        <w:t>groupdel SRE</w:t>
+      </w:r>
+      <w:r>
+        <w:rPr>
+          <w:lang w:val="en-IN"/>
+        </w:rPr>
+        <w:br/>
+      </w:r>
+      <w:r>
+        <w:rPr>
+          <w:lang w:val="en-IN"/>
+        </w:rPr>
+        <w:t xml:space="preserve"> userdel -r kanth</w:t>
+      </w:r>
+    </w:p>
+    <w:p>
+      <w:pPr>
+        <w:rPr>
+          <w:lang w:val="en-IN"/>
+        </w:rPr>
+      </w:pPr>
+    </w:p>
+    <w:p>
+      <w:pPr>
+        <w:rPr>
+          <w:lang w:val="en-IN"/>
+        </w:rPr>
+      </w:pPr>
+    </w:p>
+    <w:p>
+      <w:pPr>
+        <w:rPr>
+          <w:lang w:val="en-IN"/>
+        </w:rPr>
+      </w:pPr>
+    </w:p>
+    <w:p>
+      <w:pPr>
+        <w:rPr>
+          <w:lang w:val="en-IN"/>
+        </w:rPr>
+      </w:pPr>
+    </w:p>
+    <w:p>
+      <w:pPr>
+        <w:rPr>
+          <w:lang w:val="en-IN"/>
+        </w:rPr>
+      </w:pPr>
+      <w:r>
+        <w:rPr>
+          <w:lang w:val="en-IN"/>
+        </w:rPr>
+        <w:lastRenderedPageBreak/>
+        <w:t>Task 4)</w:t>
+      </w:r>
+      <w:r>
+        <w:rPr>
+          <w:lang w:val="en-IN"/>
+        </w:rPr>
+        <w:br/>
+      </w:r>
+      <w:r>
+        <w:rPr>
+          <w:lang w:val="en-IN"/>
+        </w:rPr>
+        <w:t>a)</w:t>
+      </w:r>
+      <w:r>
+        <w:rPr>
+          <w:rFonts w:ascii="Courier New" w:eastAsia="Times New Roman" w:hAnsi="Courier New" w:cs="Courier New"/>
+          <w:kern w:val="0"/>
+          <w:sz w:val="20"/>
+          <w:szCs w:val="20"/>
+          <w:lang w:val="en-IN" w:eastAsia="en-IN"/>
+          <w14:ligatures w14:val="none"/>
+        </w:rPr>
+        <w:t xml:space="preserve"> </w:t>
+      </w:r>
+      <w:r>
+        <w:rPr>
+          <w:lang w:val="en-IN"/>
+        </w:rPr>
+        <w:t>ps -ef</w:t>
+      </w:r>
+    </w:p>
+    <w:p>
+      <w:pPr>
+        <w:numPr>
+          <w:ilvl w:val="0"/>
+          <w:numId w:val="5"/>
+        </w:numPr>
+        <w:rPr>
+          <w:lang w:val="en-IN"/>
+        </w:rPr>
+      </w:pPr>
+      <w:r>
+        <w:rPr>
+          <w:lang w:val="en-IN"/>
+        </w:rPr>
+        <w:t>ps displays processes.</w:t>
+      </w:r>
+    </w:p>
+    <w:p>
+      <w:pPr>
+        <w:numPr>
+          <w:ilvl w:val="0"/>
+          <w:numId w:val="5"/>
+        </w:numPr>
+        <w:rPr>
+          <w:lang w:val="en-IN"/>
+        </w:rPr>
+      </w:pPr>
+      <w:r>
+        <w:rPr>
+          <w:lang w:val="en-IN"/>
+        </w:rPr>
+        <w:t>-e selects all processes.</w:t>
+      </w:r>
+    </w:p>
+    <w:p>
+      <w:pPr>
+        <w:numPr>
+          <w:ilvl w:val="0"/>
+          <w:numId w:val="5"/>
+        </w:numPr>
+        <w:rPr>
+          <w:lang w:val="en-IN"/>
+        </w:rPr>
+      </w:pPr>
+      <w:r>
+        <w:rPr>
+          <w:lang w:val="en-IN"/>
+        </w:rPr>
+        <w:t>-f shows detailed information.</w:t>
+      </w:r>
+      <w:r>
+        <w:rPr>
+          <w:lang w:val="en-IN"/>
+        </w:rPr>
+        <w:br/>
+      </w:r>
+      <w:r>
+        <w:rPr>
+          <w:lang w:val="en-IN"/>
+        </w:rPr>
+        <w:drawing>
+          <wp:inline distT="0" distB="0" distL="0" distR="0" wp14:anchorId="5038B634" wp14:editId="183CD7A1">
+            <wp:extent cx="5943600" cy="1461770"/>
+            <wp:effectExtent l="0" t="0" r="0" b="5080"/>
+            <wp:docPr id="2097629678" name="Picture 1"/>
+            <wp:cNvGraphicFramePr>
+              <a:graphicFrameLocks xmlns:a="http://schemas.openxmlformats.org/drawingml/2006/main" noChangeAspect="1"/>
+            </wp:cNvGraphicFramePr>
+            <a:graphic xmlns:a="http://schemas.openxmlformats.org/drawingml/2006/main">
+              <a:graphicData uri="http://schemas.openxmlformats.org/drawingml/2006/picture">
+                <pic:pic xmlns:pic="http://schemas.openxmlformats.org/drawingml/2006/picture">
+                  <pic:nvPicPr>
+                    <pic:cNvPr id="2097629678" name=""/>
+                    <pic:cNvPicPr/>
+                  </pic:nvPicPr>
+                  <pic:blipFill>
+                    <a:blip r:embed="rId19"/>
+                    <a:stretch>
+                      <a:fillRect/>
+                    </a:stretch>
+                  </pic:blipFill>
+                  <pic:spPr>
+                    <a:xfrm>
+                      <a:off x="0" y="0"/>
+                      <a:ext cx="5943600" cy="1461770"/>
+                    </a:xfrm>
+                    <a:prstGeom prst="rect">
+                      <a:avLst/>
+                    </a:prstGeom>
+                  </pic:spPr>
+                </pic:pic>
+              </a:graphicData>
+            </a:graphic>
+          </wp:inline>
+        </w:drawing>
+      </w:r>
+    </w:p>
+    <w:p>
+      <w:pPr>
+        <w:rPr>
+          <w:lang w:val="en-IN"/>
+        </w:rPr>
+      </w:pPr>
+      <w:r>
+        <w:rPr>
+          <w:lang w:val="en-IN"/>
+        </w:rPr>
+        <w:t>b)</w:t>
+      </w:r>
+    </w:p>
+    <w:p>
+      <w:pPr>
+        <w:rPr>
+          <w:lang w:val="en-IN"/>
+        </w:rPr>
+      </w:pPr>
+      <w:r>
+        <w:rPr>
+          <w:lang w:val="en-IN"/>
+        </w:rPr>
+        <w:t>background process  -&gt; jobs</w:t>
+      </w:r>
+      <w:r>
+        <w:rPr>
+          <w:lang w:val="en-IN"/>
+        </w:rPr>
+        <w:br/>
+      </w:r>
+      <w:r>
+        <w:rPr>
+          <w:lang w:val="en-IN"/>
+        </w:rPr>
+        <w:t>empty</w:t>
+      </w:r>
+      <w:r>
+        <w:rPr>
+          <w:lang w:val="en-IN"/>
+        </w:rPr>
+        <w:br/>
+      </w:r>
+      <w:r>
+        <w:rPr>
+          <w:lang w:val="en-IN"/>
+        </w:rPr>
+        <w:br/>
+        <w:t>c)</w:t>
+      </w:r>
+    </w:p>
+    <w:p>
+      <w:pPr>
+        <w:rPr>
+          <w:lang w:val="en-IN"/>
+        </w:rPr>
+      </w:pPr>
+    </w:p>
+    <w:p>
+      <w:pPr>
+        <w:rPr>
+          <w:lang w:val="en-IN"/>
+        </w:rPr>
+      </w:pPr>
+    </w:p>
+    <w:p>
+      <w:pPr>
+        <w:rPr>
+          <w:lang w:val="en-IN"/>
+        </w:rPr>
+      </w:pPr>
+      <w:r>
+        <w:rPr>
+          <w:lang w:val="en-IN"/>
+        </w:rPr>
+        <w:t xml:space="preserve"> </w:t>
+      </w:r>
+    </w:p>
     <w:sectPr>
       <w:pgSz w:w="12240" w:h="15840"/>
       <w:pgMar w:top="1440" w:right="1440" w:bottom="1440" w:left="1440" w:header="720" w:footer="720" w:gutter="0"/>
@@ -1809,6 +2596,155 @@
     </w:lvl>
   </w:abstractNum>
   <w:abstractNum w:abstractNumId="3" w15:restartNumberingAfterBreak="0">
+    <w:nsid w:val="48CE42B8"/>
+    <w:multiLevelType w:val="multilevel"/>
+    <w:tmpl w:val="89A03DCE"/>
+    <w:lvl w:ilvl="0">
+      <w:start w:val="1"/>
+      <w:numFmt w:val="bullet"/>
+      <w:lvlText w:val=""/>
+      <w:lvlJc w:val="left"/>
+      <w:pPr>
+        <w:tabs>
+          <w:tab w:val="num" w:pos="720"/>
+        </w:tabs>
+        <w:ind w:left="720" w:hanging="360"/>
+      </w:pPr>
+      <w:rPr>
+        <w:rFonts w:ascii="Symbol" w:hAnsi="Symbol" w:hint="default"/>
+        <w:sz w:val="20"/>
+      </w:rPr>
+    </w:lvl>
+    <w:lvl w:ilvl="1" w:tentative="1">
+      <w:start w:val="1"/>
+      <w:numFmt w:val="bullet"/>
+      <w:lvlText w:val="o"/>
+      <w:lvlJc w:val="left"/>
+      <w:pPr>
+        <w:tabs>
+          <w:tab w:val="num" w:pos="1440"/>
+        </w:tabs>
+        <w:ind w:left="1440" w:hanging="360"/>
+      </w:pPr>
+      <w:rPr>
+        <w:rFonts w:ascii="Courier New" w:hAnsi="Courier New" w:hint="default"/>
+        <w:sz w:val="20"/>
+      </w:rPr>
+    </w:lvl>
+    <w:lvl w:ilvl="2" w:tentative="1">
+      <w:start w:val="1"/>
+      <w:numFmt w:val="bullet"/>
+      <w:lvlText w:val=""/>
+      <w:lvlJc w:val="left"/>
+      <w:pPr>
+        <w:tabs>
+          <w:tab w:val="num" w:pos="2160"/>
+        </w:tabs>
+        <w:ind w:left="2160" w:hanging="360"/>
+      </w:pPr>
+      <w:rPr>
+        <w:rFonts w:ascii="Wingdings" w:hAnsi="Wingdings" w:hint="default"/>
+        <w:sz w:val="20"/>
+      </w:rPr>
+    </w:lvl>
+    <w:lvl w:ilvl="3" w:tentative="1">
+      <w:start w:val="1"/>
+      <w:numFmt w:val="bullet"/>
+      <w:lvlText w:val=""/>
+      <w:lvlJc w:val="left"/>
+      <w:pPr>
+        <w:tabs>
+          <w:tab w:val="num" w:pos="2880"/>
+        </w:tabs>
+        <w:ind w:left="2880" w:hanging="360"/>
+      </w:pPr>
+      <w:rPr>
+        <w:rFonts w:ascii="Wingdings" w:hAnsi="Wingdings" w:hint="default"/>
+        <w:sz w:val="20"/>
+      </w:rPr>
+    </w:lvl>
+    <w:lvl w:ilvl="4" w:tentative="1">
+      <w:start w:val="1"/>
+      <w:numFmt w:val="bullet"/>
+      <w:lvlText w:val=""/>
+      <w:lvlJc w:val="left"/>
+      <w:pPr>
+        <w:tabs>
+          <w:tab w:val="num" w:pos="3600"/>
+        </w:tabs>
+        <w:ind w:left="3600" w:hanging="360"/>
+      </w:pPr>
+      <w:rPr>
+        <w:rFonts w:ascii="Wingdings" w:hAnsi="Wingdings" w:hint="default"/>
+        <w:sz w:val="20"/>
+      </w:rPr>
+    </w:lvl>
+    <w:lvl w:ilvl="5" w:tentative="1">
+      <w:start w:val="1"/>
+      <w:numFmt w:val="bullet"/>
+      <w:lvlText w:val=""/>
+      <w:lvlJc w:val="left"/>
+      <w:pPr>
+        <w:tabs>
+          <w:tab w:val="num" w:pos="4320"/>
+        </w:tabs>
+        <w:ind w:left="4320" w:hanging="360"/>
+      </w:pPr>
+      <w:rPr>
+        <w:rFonts w:ascii="Wingdings" w:hAnsi="Wingdings" w:hint="default"/>
+        <w:sz w:val="20"/>
+      </w:rPr>
+    </w:lvl>
+    <w:lvl w:ilvl="6" w:tentative="1">
+      <w:start w:val="1"/>
+      <w:numFmt w:val="bullet"/>
+      <w:lvlText w:val=""/>
+      <w:lvlJc w:val="left"/>
+      <w:pPr>
+        <w:tabs>
+          <w:tab w:val="num" w:pos="5040"/>
+        </w:tabs>
+        <w:ind w:left="5040" w:hanging="360"/>
+      </w:pPr>
+      <w:rPr>
+        <w:rFonts w:ascii="Wingdings" w:hAnsi="Wingdings" w:hint="default"/>
+        <w:sz w:val="20"/>
+      </w:rPr>
+    </w:lvl>
+    <w:lvl w:ilvl="7" w:tentative="1">
+      <w:start w:val="1"/>
+      <w:numFmt w:val="bullet"/>
+      <w:lvlText w:val=""/>
+      <w:lvlJc w:val="left"/>
+      <w:pPr>
+        <w:tabs>
+          <w:tab w:val="num" w:pos="5760"/>
+        </w:tabs>
+        <w:ind w:left="5760" w:hanging="360"/>
+      </w:pPr>
+      <w:rPr>
+        <w:rFonts w:ascii="Wingdings" w:hAnsi="Wingdings" w:hint="default"/>
+        <w:sz w:val="20"/>
+      </w:rPr>
+    </w:lvl>
+    <w:lvl w:ilvl="8" w:tentative="1">
+      <w:start w:val="1"/>
+      <w:numFmt w:val="bullet"/>
+      <w:lvlText w:val=""/>
+      <w:lvlJc w:val="left"/>
+      <w:pPr>
+        <w:tabs>
+          <w:tab w:val="num" w:pos="6480"/>
+        </w:tabs>
+        <w:ind w:left="6480" w:hanging="360"/>
+      </w:pPr>
+      <w:rPr>
+        <w:rFonts w:ascii="Wingdings" w:hAnsi="Wingdings" w:hint="default"/>
+        <w:sz w:val="20"/>
+      </w:rPr>
+    </w:lvl>
+  </w:abstractNum>
+  <w:abstractNum w:abstractNumId="4" w15:restartNumberingAfterBreak="0">
     <w:nsid w:val="6FE7509A"/>
     <w:multiLevelType w:val="multilevel"/>
     <w:tmpl w:val="C6B6C94E"/>
@@ -1958,7 +2894,7 @@
     </w:lvl>
   </w:abstractNum>
   <w:num w:numId="1" w16cid:durableId="734477059">
-    <w:abstractNumId w:val="3"/>
+    <w:abstractNumId w:val="4"/>
   </w:num>
   <w:num w:numId="2" w16cid:durableId="1204099114">
     <w:abstractNumId w:val="0"/>
@@ -1968,6 +2904,9 @@
   </w:num>
   <w:num w:numId="4" w16cid:durableId="306473151">
     <w:abstractNumId w:val="2"/>
+  </w:num>
+  <w:num w:numId="5" w16cid:durableId="1283271123">
+    <w:abstractNumId w:val="3"/>
   </w:num>
 </w:numbering>
 </file>
@@ -2912,6 +3851,36 @@
       <w:szCs w:val="20"/>
     </w:rPr>
   </w:style>
+  <w:style w:type="paragraph" w:styleId="HTMLPreformatted">
+    <w:name w:val="HTML Preformatted"/>
+    <w:basedOn w:val="Normal"/>
+    <w:link w:val="HTMLPreformattedChar"/>
+    <w:uiPriority w:val="99"/>
+    <w:semiHidden/>
+    <w:unhideWhenUsed/>
+    <w:rsid w:val="00327F57"/>
+    <w:pPr>
+      <w:spacing w:after="0" w:line="240" w:lineRule="auto"/>
+    </w:pPr>
+    <w:rPr>
+      <w:rFonts w:ascii="Consolas" w:hAnsi="Consolas"/>
+      <w:sz w:val="20"/>
+      <w:szCs w:val="20"/>
+    </w:rPr>
+  </w:style>
+  <w:style w:type="character" w:customStyle="1" w:styleId="HTMLPreformattedChar">
+    <w:name w:val="HTML Preformatted Char"/>
+    <w:basedOn w:val="DefaultParagraphFont"/>
+    <w:link w:val="HTMLPreformatted"/>
+    <w:uiPriority w:val="99"/>
+    <w:semiHidden/>
+    <w:rsid w:val="00327F57"/>
+    <w:rPr>
+      <w:rFonts w:ascii="Consolas" w:hAnsi="Consolas"/>
+      <w:sz w:val="20"/>
+      <w:szCs w:val="20"/>
+    </w:rPr>
+  </w:style>
 </w:styles>
 </file>
 
